--- a/docs/Role Advisor - User Guide.docx
+++ b/docs/Role Advisor - User Guide.docx
@@ -387,7 +387,7 @@
         <w:rPr>
           <w:i w:val="0"/>
         </w:rPr>
-        <w:t>Assigning access</w:t>
+        <w:t>Opening it</w:t>
       </w:r>
     </w:p>
     <w:p>
@@ -395,7 +395,455 @@
         <w:rPr>
           <w:i w:val="0"/>
         </w:rPr>
-        <w:t>Open User Access from the sidebar, then User Access Console.</w:t>
+        <w:t>Role Advisor is its own application, not a page buried in the ERP menu. There are three ways in, and they all land in the same place:</w:t>
+      </w:r>
+    </w:p>
+    <w:p>
+      <w:pPr>
+        <w:pStyle w:val="ListBullet"/>
+      </w:pPr>
+      <w:r>
+        <w:rPr>
+          <w:b/>
+        </w:rPr>
+        <w:t>The apps screen</w:t>
+      </w:r>
+      <w:r>
+        <w:t xml:space="preserve"> — the Role Advisor tile, alongside the other applications.</w:t>
+      </w:r>
+    </w:p>
+    <w:p>
+      <w:pPr>
+        <w:pStyle w:val="ListBullet"/>
+      </w:pPr>
+      <w:r>
+        <w:rPr>
+          <w:b/>
+        </w:rPr>
+        <w:t>The address</w:t>
+      </w:r>
+      <w:r>
+        <w:t xml:space="preserve"> — type /role-advisor. That is the link to send someone.</w:t>
+      </w:r>
+    </w:p>
+    <w:p>
+      <w:pPr>
+        <w:pStyle w:val="ListBullet"/>
+      </w:pPr>
+      <w:r>
+        <w:rPr>
+          <w:b/>
+        </w:rPr>
+        <w:t>The ERP sidebar</w:t>
+      </w:r>
+      <w:r>
+        <w:t xml:space="preserve"> — the User Access entry, which now holds a single button into the app.</w:t>
+      </w:r>
+    </w:p>
+    <w:p>
+      <w:r>
+        <w:rPr>
+          <w:i w:val="0"/>
+        </w:rPr>
+        <w:t>Once inside, the ERP navigation is gone. Everything Role Advisor does is in its own sidebar on the left, and the button marked Frappe desk in that sidebar is the way back out.</w:t>
+      </w:r>
+    </w:p>
+    <w:tbl>
+      <w:tblPr>
+        <w:tblStyle w:val="LightGrid-Accent1"/>
+        <w:tblW w:type="auto" w:w="0"/>
+        <w:jc w:val="center"/>
+        <w:tblLook w:firstColumn="1" w:firstRow="1" w:lastColumn="0" w:lastRow="0" w:noHBand="0" w:noVBand="1" w:val="04A0"/>
+      </w:tblPr>
+      <w:tblGrid>
+        <w:gridCol w:w="4320"/>
+        <w:gridCol w:w="4320"/>
+      </w:tblGrid>
+      <w:tr>
+        <w:trPr>
+          <w:cantSplit/>
+          <w:tblHeader/>
+        </w:trPr>
+        <w:tc>
+          <w:tcPr>
+            <w:tcW w:type="dxa" w:w="2736"/>
+          </w:tcPr>
+          <w:p>
+            <w:r/>
+            <w:r>
+              <w:rPr>
+                <w:b/>
+                <w:sz w:val="20"/>
+              </w:rPr>
+              <w:t>In the sidebar</w:t>
+            </w:r>
+          </w:p>
+        </w:tc>
+        <w:tc>
+          <w:tcPr>
+            <w:tcW w:type="dxa" w:w="6048"/>
+          </w:tcPr>
+          <w:p>
+            <w:r/>
+            <w:r>
+              <w:rPr>
+                <w:b/>
+                <w:sz w:val="20"/>
+              </w:rPr>
+              <w:t>What it is for</w:t>
+            </w:r>
+          </w:p>
+        </w:tc>
+      </w:tr>
+      <w:tr>
+        <w:trPr>
+          <w:cantSplit/>
+        </w:trPr>
+        <w:tc>
+          <w:tcPr>
+            <w:tcW w:type="dxa" w:w="2736"/>
+          </w:tcPr>
+          <w:p>
+            <w:r/>
+            <w:r>
+              <w:rPr>
+                <w:sz w:val="20"/>
+              </w:rPr>
+              <w:t>Overview</w:t>
+            </w:r>
+          </w:p>
+        </w:tc>
+        <w:tc>
+          <w:tcPr>
+            <w:tcW w:type="dxa" w:w="6048"/>
+          </w:tcPr>
+          <w:p>
+            <w:r/>
+            <w:r>
+              <w:rPr>
+                <w:sz w:val="20"/>
+              </w:rPr>
+              <w:t>The estate in one screen: coverage, module exposure, what needs a decision</w:t>
+            </w:r>
+          </w:p>
+        </w:tc>
+      </w:tr>
+      <w:tr>
+        <w:trPr>
+          <w:cantSplit/>
+        </w:trPr>
+        <w:tc>
+          <w:tcPr>
+            <w:tcW w:type="dxa" w:w="2736"/>
+          </w:tcPr>
+          <w:p>
+            <w:r/>
+            <w:r>
+              <w:rPr>
+                <w:sz w:val="20"/>
+              </w:rPr>
+              <w:t>Anomalies</w:t>
+            </w:r>
+          </w:p>
+        </w:tc>
+        <w:tc>
+          <w:tcPr>
+            <w:tcW w:type="dxa" w:w="6048"/>
+          </w:tcPr>
+          <w:p>
+            <w:r/>
+            <w:r>
+              <w:rPr>
+                <w:sz w:val="20"/>
+              </w:rPr>
+              <w:t>Everything wrong or inconsistent, worst first</w:t>
+            </w:r>
+          </w:p>
+        </w:tc>
+      </w:tr>
+      <w:tr>
+        <w:trPr>
+          <w:cantSplit/>
+        </w:trPr>
+        <w:tc>
+          <w:tcPr>
+            <w:tcW w:type="dxa" w:w="2736"/>
+          </w:tcPr>
+          <w:p>
+            <w:r/>
+            <w:r>
+              <w:rPr>
+                <w:sz w:val="20"/>
+              </w:rPr>
+              <w:t>Users / Role Profiles / Modules</w:t>
+            </w:r>
+          </w:p>
+        </w:tc>
+        <w:tc>
+          <w:tcPr>
+            <w:tcW w:type="dxa" w:w="6048"/>
+          </w:tcPr>
+          <w:p>
+            <w:r/>
+            <w:r>
+              <w:rPr>
+                <w:sz w:val="20"/>
+              </w:rPr>
+              <w:t>Browse and drill into any of the three</w:t>
+            </w:r>
+          </w:p>
+        </w:tc>
+      </w:tr>
+      <w:tr>
+        <w:trPr>
+          <w:cantSplit/>
+        </w:trPr>
+        <w:tc>
+          <w:tcPr>
+            <w:tcW w:type="dxa" w:w="2736"/>
+          </w:tcPr>
+          <w:p>
+            <w:r/>
+            <w:r>
+              <w:rPr>
+                <w:sz w:val="20"/>
+              </w:rPr>
+              <w:t>Request Access</w:t>
+            </w:r>
+          </w:p>
+        </w:tc>
+        <w:tc>
+          <w:tcPr>
+            <w:tcW w:type="dxa" w:w="6048"/>
+          </w:tcPr>
+          <w:p>
+            <w:r/>
+            <w:r>
+              <w:rPr>
+                <w:sz w:val="20"/>
+              </w:rPr>
+              <w:t>Raise a request on someone's behalf</w:t>
+            </w:r>
+          </w:p>
+        </w:tc>
+      </w:tr>
+      <w:tr>
+        <w:trPr>
+          <w:cantSplit/>
+        </w:trPr>
+        <w:tc>
+          <w:tcPr>
+            <w:tcW w:type="dxa" w:w="2736"/>
+          </w:tcPr>
+          <w:p>
+            <w:r/>
+            <w:r>
+              <w:rPr>
+                <w:sz w:val="20"/>
+              </w:rPr>
+              <w:t>Incoming Requests</w:t>
+            </w:r>
+          </w:p>
+        </w:tc>
+        <w:tc>
+          <w:tcPr>
+            <w:tcW w:type="dxa" w:w="6048"/>
+          </w:tcPr>
+          <w:p>
+            <w:r/>
+            <w:r>
+              <w:rPr>
+                <w:sz w:val="20"/>
+              </w:rPr>
+              <w:t>The queue: grant, refuse, or re-check what people have asked for</w:t>
+            </w:r>
+          </w:p>
+        </w:tc>
+      </w:tr>
+      <w:tr>
+        <w:trPr>
+          <w:cantSplit/>
+        </w:trPr>
+        <w:tc>
+          <w:tcPr>
+            <w:tcW w:type="dxa" w:w="2736"/>
+          </w:tcPr>
+          <w:p>
+            <w:r/>
+            <w:r>
+              <w:rPr>
+                <w:sz w:val="20"/>
+              </w:rPr>
+              <w:t>Grant Access</w:t>
+            </w:r>
+          </w:p>
+        </w:tc>
+        <w:tc>
+          <w:tcPr>
+            <w:tcW w:type="dxa" w:w="6048"/>
+          </w:tcPr>
+          <w:p>
+            <w:r/>
+            <w:r>
+              <w:rPr>
+                <w:sz w:val="20"/>
+              </w:rPr>
+              <w:t>Give someone what they need, working from what they must be able to do</w:t>
+            </w:r>
+          </w:p>
+        </w:tc>
+      </w:tr>
+      <w:tr>
+        <w:trPr>
+          <w:cantSplit/>
+        </w:trPr>
+        <w:tc>
+          <w:tcPr>
+            <w:tcW w:type="dxa" w:w="2736"/>
+          </w:tcPr>
+          <w:p>
+            <w:r/>
+            <w:r>
+              <w:rPr>
+                <w:sz w:val="20"/>
+              </w:rPr>
+              <w:t>Designation Map</w:t>
+            </w:r>
+          </w:p>
+        </w:tc>
+        <w:tc>
+          <w:tcPr>
+            <w:tcW w:type="dxa" w:w="6048"/>
+          </w:tcPr>
+          <w:p>
+            <w:r/>
+            <w:r>
+              <w:rPr>
+                <w:sz w:val="20"/>
+              </w:rPr>
+              <w:t>The access level recorded against each job title</w:t>
+            </w:r>
+          </w:p>
+        </w:tc>
+      </w:tr>
+      <w:tr>
+        <w:trPr>
+          <w:cantSplit/>
+        </w:trPr>
+        <w:tc>
+          <w:tcPr>
+            <w:tcW w:type="dxa" w:w="2736"/>
+          </w:tcPr>
+          <w:p>
+            <w:r/>
+            <w:r>
+              <w:rPr>
+                <w:sz w:val="20"/>
+              </w:rPr>
+              <w:t>Bulk Sweep</w:t>
+            </w:r>
+          </w:p>
+        </w:tc>
+        <w:tc>
+          <w:tcPr>
+            <w:tcW w:type="dxa" w:w="6048"/>
+          </w:tcPr>
+          <w:p>
+            <w:r/>
+            <w:r>
+              <w:rPr>
+                <w:sz w:val="20"/>
+              </w:rPr>
+              <w:t>Apply the map to everyone it covers, after a preview</w:t>
+            </w:r>
+          </w:p>
+        </w:tc>
+      </w:tr>
+      <w:tr>
+        <w:trPr>
+          <w:cantSplit/>
+        </w:trPr>
+        <w:tc>
+          <w:tcPr>
+            <w:tcW w:type="dxa" w:w="2736"/>
+          </w:tcPr>
+          <w:p>
+            <w:r/>
+            <w:r>
+              <w:rPr>
+                <w:sz w:val="20"/>
+              </w:rPr>
+              <w:t>Reports / Audit Trail</w:t>
+            </w:r>
+          </w:p>
+        </w:tc>
+        <w:tc>
+          <w:tcPr>
+            <w:tcW w:type="dxa" w:w="6048"/>
+          </w:tcPr>
+          <w:p>
+            <w:r/>
+            <w:r>
+              <w:rPr>
+                <w:sz w:val="20"/>
+              </w:rPr>
+              <w:t>Read-only history and analysis</w:t>
+            </w:r>
+          </w:p>
+        </w:tc>
+      </w:tr>
+      <w:tr>
+        <w:trPr>
+          <w:cantSplit/>
+        </w:trPr>
+        <w:tc>
+          <w:tcPr>
+            <w:tcW w:type="dxa" w:w="2736"/>
+          </w:tcPr>
+          <w:p>
+            <w:r/>
+            <w:r>
+              <w:rPr>
+                <w:sz w:val="20"/>
+              </w:rPr>
+              <w:t>Delegates &amp; Policy</w:t>
+            </w:r>
+          </w:p>
+        </w:tc>
+        <w:tc>
+          <w:tcPr>
+            <w:tcW w:type="dxa" w:w="6048"/>
+          </w:tcPr>
+          <w:p>
+            <w:r/>
+            <w:r>
+              <w:rPr>
+                <w:sz w:val="20"/>
+              </w:rPr>
+              <w:t>System Manager only: who may administer whom</w:t>
+            </w:r>
+          </w:p>
+        </w:tc>
+      </w:tr>
+    </w:tbl>
+    <w:p/>
+    <w:p>
+      <w:pPr>
+        <w:pStyle w:val="Heading2"/>
+      </w:pPr>
+      <w:r>
+        <w:rPr>
+          <w:i w:val="0"/>
+        </w:rPr>
+        <w:t>Granting access</w:t>
+      </w:r>
+    </w:p>
+    <w:p>
+      <w:r>
+        <w:rPr>
+          <w:i w:val="0"/>
+        </w:rPr>
+        <w:t>The ERP decides what someone may do by looking at the permission rows behind the roles they hold. So Grant Access asks the question that model can actually answer — what does this person need to do — and works the access level out from the answer. You do not have to know the permission model, and you do not have to guess which of eighty-eight names is right.</w:t>
       </w:r>
     </w:p>
     <w:p>
@@ -406,35 +854,55 @@
         <w:rPr>
           <w:i w:val="0"/>
         </w:rPr>
-        <w:t>What you see</w:t>
+        <w:t>How to grant</w:t>
       </w:r>
     </w:p>
     <w:p>
       <w:pPr>
-        <w:pStyle w:val="ListBullet"/>
+        <w:pStyle w:val="ListNumber"/>
       </w:pPr>
       <w:r>
-        <w:rPr>
-          <w:b/>
-        </w:rPr>
-        <w:t>The user list</w:t>
-      </w:r>
-      <w:r>
-        <w:t xml:space="preserve"> — only the people in your company. Others do not appear, and cannot be reached even by typing their name.</w:t>
+        <w:t>Pick the person. You immediately see what they can reach today, by area.</w:t>
       </w:r>
     </w:p>
     <w:p>
       <w:pPr>
-        <w:pStyle w:val="ListBullet"/>
+        <w:pStyle w:val="ListNumber"/>
       </w:pPr>
       <w:r>
+        <w:t>Pick an area of the business, then a document within it, then the actions they need — read, write, create, submit, cancel, delete. Add as many as the job requires.</w:t>
+      </w:r>
+    </w:p>
+    <w:p>
+      <w:pPr>
+        <w:pStyle w:val="ListNumber"/>
+      </w:pPr>
+      <w:r>
+        <w:t>Read the answer. It names the tightest access level that covers everything you asked for, how much it grants in total, and how much of that is beyond what you asked for.</w:t>
+      </w:r>
+    </w:p>
+    <w:p>
+      <w:pPr>
+        <w:pStyle w:val="ListNumber"/>
+      </w:pPr>
+      <w:r>
+        <w:t>Grant it, choose one of the alternatives, or record the whole thing as a request instead.</w:t>
+      </w:r>
+    </w:p>
+    <w:p>
+      <w:r>
         <w:rPr>
-          <w:b/>
+          <w:i w:val="0"/>
         </w:rPr>
-        <w:t>Your grantable profiles</w:t>
+        <w:t>Only actions that some role on this system genuinely grants are offered. If nothing can grant what you have asked for, the app says so plainly rather than letting you build a request that could never be satisfied — and tells you which roles would have to be created or extended first.</w:t>
       </w:r>
+    </w:p>
+    <w:p>
       <w:r>
-        <w:t xml:space="preserve"> — the access levels you personally are allowed to hand out, listed smallest first so the least-access option is the easiest to pick.</w:t>
+        <w:rPr>
+          <w:i/>
+        </w:rPr>
+        <w:t>After the grant, the app re-checks and tells you whether the person can now do each of the things you asked for. “A profile was assigned” is not the outcome anyone wanted.</w:t>
       </w:r>
     </w:p>
     <w:p>
@@ -445,39 +913,15 @@
         <w:rPr>
           <w:i w:val="0"/>
         </w:rPr>
-        <w:t>How to assign</w:t>
+        <w:t>If you already know which access level you want</w:t>
       </w:r>
     </w:p>
     <w:p>
-      <w:pPr>
-        <w:pStyle w:val="ListNumber"/>
-      </w:pPr>
       <w:r>
-        <w:t>Search for the person and select them. You will see what they hold today.</w:t>
-      </w:r>
-    </w:p>
-    <w:p>
-      <w:pPr>
-        <w:pStyle w:val="ListNumber"/>
-      </w:pPr>
-      <w:r>
-        <w:t>Click Preview next to the profile you want to give them.</w:t>
-      </w:r>
-    </w:p>
-    <w:p>
-      <w:pPr>
-        <w:pStyle w:val="ListNumber"/>
-      </w:pPr>
-      <w:r>
-        <w:t>Read the two lists carefully: what they will gain, and what they will lose.</w:t>
-      </w:r>
-    </w:p>
-    <w:p>
-      <w:pPr>
-        <w:pStyle w:val="ListNumber"/>
-      </w:pPr>
-      <w:r>
-        <w:t>Confirm, or cancel and pick something else.</w:t>
+        <w:rPr>
+          <w:i w:val="0"/>
+        </w:rPr>
+        <w:t>Switch to By profile at the top of the screen. That lists what you may hand out, smallest first, with the same preview and confirmation as before.</w:t>
       </w:r>
     </w:p>
     <w:tbl>
@@ -919,6 +1363,779 @@
         <w:rPr>
           <w:i w:val="0"/>
         </w:rPr>
+        <w:t>Anomalies and discrepancies</w:t>
+      </w:r>
+    </w:p>
+    <w:p>
+      <w:r>
+        <w:rPr>
+          <w:i w:val="0"/>
+        </w:rPr>
+        <w:t>The Anomalies screen is the one to open on a Monday. It runs fifteen checks over every person, access level and permission row on the system, and it distinguishes between two different kinds of problem — because they need different responses.</w:t>
+      </w:r>
+    </w:p>
+    <w:tbl>
+      <w:tblPr>
+        <w:tblStyle w:val="LightGrid-Accent1"/>
+        <w:tblW w:type="auto" w:w="0"/>
+        <w:jc w:val="center"/>
+        <w:tblLook w:firstColumn="1" w:firstRow="1" w:lastColumn="0" w:lastRow="0" w:noHBand="0" w:noVBand="1" w:val="04A0"/>
+      </w:tblPr>
+      <w:tblGrid>
+        <w:gridCol w:w="2880"/>
+        <w:gridCol w:w="2880"/>
+        <w:gridCol w:w="2880"/>
+      </w:tblGrid>
+      <w:tr>
+        <w:trPr>
+          <w:cantSplit/>
+          <w:tblHeader/>
+        </w:trPr>
+        <w:tc>
+          <w:tcPr>
+            <w:tcW w:type="dxa" w:w="1440"/>
+          </w:tcPr>
+          <w:p>
+            <w:r/>
+            <w:r>
+              <w:rPr>
+                <w:b/>
+                <w:sz w:val="20"/>
+              </w:rPr>
+            </w:r>
+          </w:p>
+        </w:tc>
+        <w:tc>
+          <w:tcPr>
+            <w:tcW w:type="dxa" w:w="3744"/>
+          </w:tcPr>
+          <w:p>
+            <w:r/>
+            <w:r>
+              <w:rPr>
+                <w:b/>
+                <w:sz w:val="20"/>
+              </w:rPr>
+              <w:t>What it means</w:t>
+            </w:r>
+          </w:p>
+        </w:tc>
+        <w:tc>
+          <w:tcPr>
+            <w:tcW w:type="dxa" w:w="3600"/>
+          </w:tcPr>
+          <w:p>
+            <w:r/>
+            <w:r>
+              <w:rPr>
+                <w:b/>
+                <w:sz w:val="20"/>
+              </w:rPr>
+              <w:t>Example</w:t>
+            </w:r>
+          </w:p>
+        </w:tc>
+      </w:tr>
+      <w:tr>
+        <w:trPr>
+          <w:cantSplit/>
+        </w:trPr>
+        <w:tc>
+          <w:tcPr>
+            <w:tcW w:type="dxa" w:w="1440"/>
+          </w:tcPr>
+          <w:p>
+            <w:r/>
+            <w:r>
+              <w:rPr>
+                <w:sz w:val="20"/>
+              </w:rPr>
+              <w:t>Anomaly</w:t>
+            </w:r>
+          </w:p>
+        </w:tc>
+        <w:tc>
+          <w:tcPr>
+            <w:tcW w:type="dxa" w:w="3744"/>
+          </w:tcPr>
+          <w:p>
+            <w:r/>
+            <w:r>
+              <w:rPr>
+                <w:sz w:val="20"/>
+              </w:rPr>
+              <w:t>The access is wrong on its own terms.</w:t>
+            </w:r>
+          </w:p>
+        </w:tc>
+        <w:tc>
+          <w:tcPr>
+            <w:tcW w:type="dxa" w:w="3600"/>
+          </w:tcPr>
+          <w:p>
+            <w:r/>
+            <w:r>
+              <w:rPr>
+                <w:sz w:val="20"/>
+              </w:rPr>
+              <w:t>An access level that permits nothing, held by 53 people</w:t>
+            </w:r>
+          </w:p>
+        </w:tc>
+      </w:tr>
+      <w:tr>
+        <w:trPr>
+          <w:cantSplit/>
+        </w:trPr>
+        <w:tc>
+          <w:tcPr>
+            <w:tcW w:type="dxa" w:w="1440"/>
+          </w:tcPr>
+          <w:p>
+            <w:r/>
+            <w:r>
+              <w:rPr>
+                <w:sz w:val="20"/>
+              </w:rPr>
+              <w:t>Discrepancy</w:t>
+            </w:r>
+          </w:p>
+        </w:tc>
+        <w:tc>
+          <w:tcPr>
+            <w:tcW w:type="dxa" w:w="3744"/>
+          </w:tcPr>
+          <w:p>
+            <w:r/>
+            <w:r>
+              <w:rPr>
+                <w:sz w:val="20"/>
+              </w:rPr>
+              <w:t>The access disagrees with something else that is also true.</w:t>
+            </w:r>
+          </w:p>
+        </w:tc>
+        <w:tc>
+          <w:tcPr>
+            <w:tcW w:type="dxa" w:w="3600"/>
+          </w:tcPr>
+          <w:p>
+            <w:r/>
+            <w:r>
+              <w:rPr>
+                <w:sz w:val="20"/>
+              </w:rPr>
+              <w:t>Two people with the same job in the same company holding different access</w:t>
+            </w:r>
+          </w:p>
+        </w:tc>
+      </w:tr>
+    </w:tbl>
+    <w:p/>
+    <w:p>
+      <w:r>
+        <w:rPr>
+          <w:i w:val="0"/>
+        </w:rPr>
+        <w:t>Discrepancies are listed first. They are the expensive ones to find by hand, and they are the ones where somebody has almost certainly made a mistake — an anomaly might be a deliberate arrangement nobody wrote down.</w:t>
+      </w:r>
+    </w:p>
+    <w:p>
+      <w:pPr>
+        <w:pStyle w:val="Heading3"/>
+      </w:pPr>
+      <w:r>
+        <w:rPr>
+          <w:i w:val="0"/>
+        </w:rPr>
+        <w:t>What it is finding today</w:t>
+      </w:r>
+    </w:p>
+    <w:tbl>
+      <w:tblPr>
+        <w:tblStyle w:val="LightGrid-Accent1"/>
+        <w:tblW w:type="auto" w:w="0"/>
+        <w:jc w:val="center"/>
+        <w:tblLook w:firstColumn="1" w:firstRow="1" w:lastColumn="0" w:lastRow="0" w:noHBand="0" w:noVBand="1" w:val="04A0"/>
+      </w:tblPr>
+      <w:tblGrid>
+        <w:gridCol w:w="2880"/>
+        <w:gridCol w:w="2880"/>
+        <w:gridCol w:w="2880"/>
+      </w:tblGrid>
+      <w:tr>
+        <w:trPr>
+          <w:cantSplit/>
+          <w:tblHeader/>
+        </w:trPr>
+        <w:tc>
+          <w:tcPr>
+            <w:tcW w:type="dxa" w:w="1440"/>
+          </w:tcPr>
+          <w:p>
+            <w:r/>
+            <w:r>
+              <w:rPr>
+                <w:b/>
+                <w:sz w:val="20"/>
+              </w:rPr>
+            </w:r>
+          </w:p>
+        </w:tc>
+        <w:tc>
+          <w:tcPr>
+            <w:tcW w:type="dxa" w:w="4896"/>
+          </w:tcPr>
+          <w:p>
+            <w:r/>
+            <w:r>
+              <w:rPr>
+                <w:b/>
+                <w:sz w:val="20"/>
+              </w:rPr>
+              <w:t>Finding</w:t>
+            </w:r>
+          </w:p>
+        </w:tc>
+        <w:tc>
+          <w:tcPr>
+            <w:tcW w:type="dxa" w:w="2448"/>
+          </w:tcPr>
+          <w:p>
+            <w:r/>
+            <w:r>
+              <w:rPr>
+                <w:b/>
+                <w:sz w:val="20"/>
+              </w:rPr>
+              <w:t>Count</w:t>
+            </w:r>
+          </w:p>
+        </w:tc>
+      </w:tr>
+      <w:tr>
+        <w:trPr>
+          <w:cantSplit/>
+        </w:trPr>
+        <w:tc>
+          <w:tcPr>
+            <w:tcW w:type="dxa" w:w="1440"/>
+          </w:tcPr>
+          <w:p>
+            <w:r/>
+            <w:r>
+              <w:rPr>
+                <w:sz w:val="20"/>
+              </w:rPr>
+              <w:t>Discrepancy</w:t>
+            </w:r>
+          </w:p>
+        </w:tc>
+        <w:tc>
+          <w:tcPr>
+            <w:tcW w:type="dxa" w:w="4896"/>
+          </w:tcPr>
+          <w:p>
+            <w:r/>
+            <w:r>
+              <w:rPr>
+                <w:sz w:val="20"/>
+              </w:rPr>
+              <w:t>Job groups that disagree with themselves</w:t>
+            </w:r>
+          </w:p>
+        </w:tc>
+        <w:tc>
+          <w:tcPr>
+            <w:tcW w:type="dxa" w:w="2448"/>
+          </w:tcPr>
+          <w:p>
+            <w:r/>
+            <w:r>
+              <w:rPr>
+                <w:sz w:val="20"/>
+              </w:rPr>
+              <w:t>12 groups, 38 people</w:t>
+            </w:r>
+          </w:p>
+        </w:tc>
+      </w:tr>
+      <w:tr>
+        <w:trPr>
+          <w:cantSplit/>
+        </w:trPr>
+        <w:tc>
+          <w:tcPr>
+            <w:tcW w:type="dxa" w:w="1440"/>
+          </w:tcPr>
+          <w:p>
+            <w:r/>
+            <w:r>
+              <w:rPr>
+                <w:sz w:val="20"/>
+              </w:rPr>
+              <w:t>Discrepancy</w:t>
+            </w:r>
+          </w:p>
+        </w:tc>
+        <w:tc>
+          <w:tcPr>
+            <w:tcW w:type="dxa" w:w="4896"/>
+          </w:tcPr>
+          <w:p>
+            <w:r/>
+            <w:r>
+              <w:rPr>
+                <w:sz w:val="20"/>
+              </w:rPr>
+              <w:t>People whose access contradicts the designation map</w:t>
+            </w:r>
+          </w:p>
+        </w:tc>
+        <w:tc>
+          <w:tcPr>
+            <w:tcW w:type="dxa" w:w="2448"/>
+          </w:tcPr>
+          <w:p>
+            <w:r/>
+            <w:r>
+              <w:rPr>
+                <w:sz w:val="20"/>
+              </w:rPr>
+              <w:t>7</w:t>
+            </w:r>
+          </w:p>
+        </w:tc>
+      </w:tr>
+      <w:tr>
+        <w:trPr>
+          <w:cantSplit/>
+        </w:trPr>
+        <w:tc>
+          <w:tcPr>
+            <w:tcW w:type="dxa" w:w="1440"/>
+          </w:tcPr>
+          <w:p>
+            <w:r/>
+            <w:r>
+              <w:rPr>
+                <w:sz w:val="20"/>
+              </w:rPr>
+              <w:t>Discrepancy</w:t>
+            </w:r>
+          </w:p>
+        </w:tc>
+        <w:tc>
+          <w:tcPr>
+            <w:tcW w:type="dxa" w:w="4896"/>
+          </w:tcPr>
+          <w:p>
+            <w:r/>
+            <w:r>
+              <w:rPr>
+                <w:sz w:val="20"/>
+              </w:rPr>
+              <w:t>Accounts holding roles their access level does not grant</w:t>
+            </w:r>
+          </w:p>
+        </w:tc>
+        <w:tc>
+          <w:tcPr>
+            <w:tcW w:type="dxa" w:w="2448"/>
+          </w:tcPr>
+          <w:p>
+            <w:r/>
+            <w:r>
+              <w:rPr>
+                <w:sz w:val="20"/>
+              </w:rPr>
+              <w:t>17</w:t>
+            </w:r>
+          </w:p>
+        </w:tc>
+      </w:tr>
+      <w:tr>
+        <w:trPr>
+          <w:cantSplit/>
+        </w:trPr>
+        <w:tc>
+          <w:tcPr>
+            <w:tcW w:type="dxa" w:w="1440"/>
+          </w:tcPr>
+          <w:p>
+            <w:r/>
+            <w:r>
+              <w:rPr>
+                <w:sz w:val="20"/>
+              </w:rPr>
+              <w:t>Anomaly</w:t>
+            </w:r>
+          </w:p>
+        </w:tc>
+        <w:tc>
+          <w:tcPr>
+            <w:tcW w:type="dxa" w:w="4896"/>
+          </w:tcPr>
+          <w:p>
+            <w:r/>
+            <w:r>
+              <w:rPr>
+                <w:sz w:val="20"/>
+              </w:rPr>
+              <w:t>Security Guard grants nothing at all</w:t>
+            </w:r>
+          </w:p>
+        </w:tc>
+        <w:tc>
+          <w:tcPr>
+            <w:tcW w:type="dxa" w:w="2448"/>
+          </w:tcPr>
+          <w:p>
+            <w:r/>
+            <w:r>
+              <w:rPr>
+                <w:sz w:val="20"/>
+              </w:rPr>
+              <w:t>53 holders</w:t>
+            </w:r>
+          </w:p>
+        </w:tc>
+      </w:tr>
+      <w:tr>
+        <w:trPr>
+          <w:cantSplit/>
+        </w:trPr>
+        <w:tc>
+          <w:tcPr>
+            <w:tcW w:type="dxa" w:w="1440"/>
+          </w:tcPr>
+          <w:p>
+            <w:r/>
+            <w:r>
+              <w:rPr>
+                <w:sz w:val="20"/>
+              </w:rPr>
+              <w:t>Anomaly</w:t>
+            </w:r>
+          </w:p>
+        </w:tc>
+        <w:tc>
+          <w:tcPr>
+            <w:tcW w:type="dxa" w:w="4896"/>
+          </w:tcPr>
+          <w:p>
+            <w:r/>
+            <w:r>
+              <w:rPr>
+                <w:sz w:val="20"/>
+              </w:rPr>
+              <w:t>Accounts that can change permissions themselves</w:t>
+            </w:r>
+          </w:p>
+        </w:tc>
+        <w:tc>
+          <w:tcPr>
+            <w:tcW w:type="dxa" w:w="2448"/>
+          </w:tcPr>
+          <w:p>
+            <w:r/>
+            <w:r>
+              <w:rPr>
+                <w:sz w:val="20"/>
+              </w:rPr>
+              <w:t>25</w:t>
+            </w:r>
+          </w:p>
+        </w:tc>
+      </w:tr>
+      <w:tr>
+        <w:trPr>
+          <w:cantSplit/>
+        </w:trPr>
+        <w:tc>
+          <w:tcPr>
+            <w:tcW w:type="dxa" w:w="1440"/>
+          </w:tcPr>
+          <w:p>
+            <w:r/>
+            <w:r>
+              <w:rPr>
+                <w:sz w:val="20"/>
+              </w:rPr>
+              <w:t>Anomaly</w:t>
+            </w:r>
+          </w:p>
+        </w:tc>
+        <w:tc>
+          <w:tcPr>
+            <w:tcW w:type="dxa" w:w="4896"/>
+          </w:tcPr>
+          <w:p>
+            <w:r/>
+            <w:r>
+              <w:rPr>
+                <w:sz w:val="20"/>
+              </w:rPr>
+              <w:t>Disabled accounts that still carry their access</w:t>
+            </w:r>
+          </w:p>
+        </w:tc>
+        <w:tc>
+          <w:tcPr>
+            <w:tcW w:type="dxa" w:w="2448"/>
+          </w:tcPr>
+          <w:p>
+            <w:r/>
+            <w:r>
+              <w:rPr>
+                <w:sz w:val="20"/>
+              </w:rPr>
+              <w:t>66</w:t>
+            </w:r>
+          </w:p>
+        </w:tc>
+      </w:tr>
+      <w:tr>
+        <w:trPr>
+          <w:cantSplit/>
+        </w:trPr>
+        <w:tc>
+          <w:tcPr>
+            <w:tcW w:type="dxa" w:w="1440"/>
+          </w:tcPr>
+          <w:p>
+            <w:r/>
+            <w:r>
+              <w:rPr>
+                <w:sz w:val="20"/>
+              </w:rPr>
+              <w:t>Anomaly</w:t>
+            </w:r>
+          </w:p>
+        </w:tc>
+        <w:tc>
+          <w:tcPr>
+            <w:tcW w:type="dxa" w:w="4896"/>
+          </w:tcPr>
+          <w:p>
+            <w:r/>
+            <w:r>
+              <w:rPr>
+                <w:sz w:val="20"/>
+              </w:rPr>
+              <w:t>Enabled accounts with no access level set</w:t>
+            </w:r>
+          </w:p>
+        </w:tc>
+        <w:tc>
+          <w:tcPr>
+            <w:tcW w:type="dxa" w:w="2448"/>
+          </w:tcPr>
+          <w:p>
+            <w:r/>
+            <w:r>
+              <w:rPr>
+                <w:sz w:val="20"/>
+              </w:rPr>
+              <w:t>38</w:t>
+            </w:r>
+          </w:p>
+        </w:tc>
+      </w:tr>
+      <w:tr>
+        <w:trPr>
+          <w:cantSplit/>
+        </w:trPr>
+        <w:tc>
+          <w:tcPr>
+            <w:tcW w:type="dxa" w:w="1440"/>
+          </w:tcPr>
+          <w:p>
+            <w:r/>
+            <w:r>
+              <w:rPr>
+                <w:sz w:val="20"/>
+              </w:rPr>
+              <w:t>Anomaly</w:t>
+            </w:r>
+          </w:p>
+        </w:tc>
+        <w:tc>
+          <w:tcPr>
+            <w:tcW w:type="dxa" w:w="4896"/>
+          </w:tcPr>
+          <w:p>
+            <w:r/>
+            <w:r>
+              <w:rPr>
+                <w:sz w:val="20"/>
+              </w:rPr>
+              <w:t>Sets of access levels that are identical</w:t>
+            </w:r>
+          </w:p>
+        </w:tc>
+        <w:tc>
+          <w:tcPr>
+            <w:tcW w:type="dxa" w:w="2448"/>
+          </w:tcPr>
+          <w:p>
+            <w:r/>
+            <w:r>
+              <w:rPr>
+                <w:sz w:val="20"/>
+              </w:rPr>
+              <w:t>4 sets</w:t>
+            </w:r>
+          </w:p>
+        </w:tc>
+      </w:tr>
+      <w:tr>
+        <w:trPr>
+          <w:cantSplit/>
+        </w:trPr>
+        <w:tc>
+          <w:tcPr>
+            <w:tcW w:type="dxa" w:w="1440"/>
+          </w:tcPr>
+          <w:p>
+            <w:r/>
+            <w:r>
+              <w:rPr>
+                <w:sz w:val="20"/>
+              </w:rPr>
+              <w:t>Anomaly</w:t>
+            </w:r>
+          </w:p>
+        </w:tc>
+        <w:tc>
+          <w:tcPr>
+            <w:tcW w:type="dxa" w:w="4896"/>
+          </w:tcPr>
+          <w:p>
+            <w:r/>
+            <w:r>
+              <w:rPr>
+                <w:sz w:val="20"/>
+              </w:rPr>
+              <w:t>Granted accounts unused for six months or more</w:t>
+            </w:r>
+          </w:p>
+        </w:tc>
+        <w:tc>
+          <w:tcPr>
+            <w:tcW w:type="dxa" w:w="2448"/>
+          </w:tcPr>
+          <w:p>
+            <w:r/>
+            <w:r>
+              <w:rPr>
+                <w:sz w:val="20"/>
+              </w:rPr>
+              <w:t>88</w:t>
+            </w:r>
+          </w:p>
+        </w:tc>
+      </w:tr>
+      <w:tr>
+        <w:trPr>
+          <w:cantSplit/>
+        </w:trPr>
+        <w:tc>
+          <w:tcPr>
+            <w:tcW w:type="dxa" w:w="1440"/>
+          </w:tcPr>
+          <w:p>
+            <w:r/>
+            <w:r>
+              <w:rPr>
+                <w:sz w:val="20"/>
+              </w:rPr>
+              <w:t>Anomaly</w:t>
+            </w:r>
+          </w:p>
+        </w:tc>
+        <w:tc>
+          <w:tcPr>
+            <w:tcW w:type="dxa" w:w="4896"/>
+          </w:tcPr>
+          <w:p>
+            <w:r/>
+            <w:r>
+              <w:rPr>
+                <w:sz w:val="20"/>
+              </w:rPr>
+              <w:t>Access levels nobody holds</w:t>
+            </w:r>
+          </w:p>
+        </w:tc>
+        <w:tc>
+          <w:tcPr>
+            <w:tcW w:type="dxa" w:w="2448"/>
+          </w:tcPr>
+          <w:p>
+            <w:r/>
+            <w:r>
+              <w:rPr>
+                <w:sz w:val="20"/>
+              </w:rPr>
+              <w:t>14</w:t>
+            </w:r>
+          </w:p>
+        </w:tc>
+      </w:tr>
+    </w:tbl>
+    <w:p/>
+    <w:p>
+      <w:r>
+        <w:rPr>
+          <w:i w:val="0"/>
+        </w:rPr>
+        <w:t>Every row can be opened. Clicking a person opens everything known about their access; clicking Show the other… lists every case rather than the sample. Each finding also carries a one-line suggestion of what to do about it.</w:t>
+      </w:r>
+    </w:p>
+    <w:tbl>
+      <w:tblPr>
+        <w:tblStyle w:val="TableGrid"/>
+        <w:tblW w:type="auto" w:w="0"/>
+        <w:tblLook w:firstColumn="1" w:firstRow="1" w:lastColumn="0" w:lastRow="0" w:noHBand="0" w:noVBand="1" w:val="04A0"/>
+      </w:tblPr>
+      <w:tblGrid>
+        <w:gridCol w:w="8640"/>
+      </w:tblGrid>
+      <w:tr>
+        <w:tc>
+          <w:tcPr>
+            <w:tcW w:type="dxa" w:w="8640"/>
+          </w:tcPr>
+          <w:p>
+            <w:r/>
+            <w:r>
+              <w:rPr>
+                <w:b/>
+                <w:color w:val="1F3346"/>
+                <w:sz w:val="20"/>
+              </w:rPr>
+              <w:t xml:space="preserve">Same job, different access  </w:t>
+            </w:r>
+            <w:r>
+              <w:rPr>
+                <w:sz w:val="20"/>
+              </w:rPr>
+              <w:t>This is the finding worth acting on first. Where a job title in a company has settled on one access level, the exceptions are either a deliberate variation nobody recorded, or a mistake — and the app cannot tell which, so it reports rather than decides. A group of two is never reported: two people doing the same job differently is a coin toss, not a pattern.</w:t>
+            </w:r>
+          </w:p>
+        </w:tc>
+      </w:tr>
+    </w:tbl>
+    <w:p/>
+    <w:p>
+      <w:pPr>
+        <w:pStyle w:val="Heading2"/>
+      </w:pPr>
+      <w:r>
+        <w:rPr>
+          <w:i w:val="0"/>
+        </w:rPr>
         <w:t>The five reports</w:t>
       </w:r>
     </w:p>
@@ -1035,7 +2252,7 @@
               <w:rPr>
                 <w:sz w:val="20"/>
               </w:rPr>
-              <w:t>41 people, 17 of whom have no employee record</w:t>
+              <w:t>68 people, most of whom have no employee record</w:t>
             </w:r>
           </w:p>
         </w:tc>
@@ -1129,7 +2346,7 @@
               <w:rPr>
                 <w:sz w:val="20"/>
               </w:rPr>
-              <w:t>240 people see every part of the system</w:t>
+              <w:t>357 people see every part of the system</w:t>
             </w:r>
           </w:p>
         </w:tc>
@@ -1176,7 +2393,7 @@
               <w:rPr>
                 <w:sz w:val="20"/>
               </w:rPr>
-              <w:t>23 people, plus a service account and two test logins</w:t>
+              <w:t>25 accounts, including a service account and two test logins</w:t>
             </w:r>
           </w:p>
         </w:tc>
@@ -1223,7 +2440,7 @@
               <w:rPr>
                 <w:sz w:val="20"/>
               </w:rPr>
-              <w:t>Nothing at risk</w:t>
+              <w:t>17 accounts hold roles no profile accounts for</w:t>
             </w:r>
           </w:p>
         </w:tc>
@@ -1295,7 +2512,7 @@
         <w:t>Almost everyone can reach almost everything</w:t>
       </w:r>
       <w:r>
-        <w:t xml:space="preserve"> — 316 of roughly 333 people with an access level can reach Accounts; 309 can reach HR. A handful of modules are properly scoped; the core business ones are wide open.</w:t>
+        <w:t xml:space="preserve"> — 316 of roughly 385 people with an access level can reach Accounts; 309 can reach HR. A handful of modules are properly scoped; the core business ones are wide open.</w:t>
       </w:r>
     </w:p>
     <w:p>
@@ -1309,7 +2526,7 @@
         <w:t>Security Guard grants nothing</w:t>
       </w:r>
       <w:r>
-        <w:t xml:space="preserve"> — 16 people hold an access level that permits no action at all. Either it is incomplete, or those people need a different one.</w:t>
+        <w:t xml:space="preserve"> — 53 people hold an access level that permits no action at all. Either it is incomplete, or those people need a different one.</w:t>
       </w:r>
     </w:p>
     <w:p>
@@ -1320,10 +2537,10 @@
         <w:rPr>
           <w:b/>
         </w:rPr>
-        <w:t>Three access levels are identical</w:t>
+        <w:t>Access levels are duplicated</w:t>
       </w:r>
       <w:r>
-        <w:t xml:space="preserve"> — Upande Team, Upande Team - COO and Upande Team HR Users allow exactly the same things. The different names promise a difference that does not exist.</w:t>
+        <w:t xml:space="preserve"> — Upande Team, Upande Team - COO and Upande Team HR Users allow exactly the same things, and three other sets do too. The different names promise a difference that does not exist.</w:t>
       </w:r>
     </w:p>
     <w:p>
@@ -1393,6 +2610,14 @@
         <w:t>Where everything lives</w:t>
       </w:r>
     </w:p>
+    <w:p>
+      <w:r>
+        <w:rPr>
+          <w:i w:val="0"/>
+        </w:rPr>
+        <w:t>Everything below is inside Role Advisor, in the sidebar. Nothing here needs the ERP menu.</w:t>
+      </w:r>
+    </w:p>
     <w:tbl>
       <w:tblPr>
         <w:tblStyle w:val="LightGrid-Accent1"/>
@@ -1454,7 +2679,7 @@
               <w:rPr>
                 <w:sz w:val="20"/>
               </w:rPr>
-              <w:t>User Access Console</w:t>
+              <w:t>Grant Access</w:t>
             </w:r>
           </w:p>
         </w:tc>
@@ -1468,7 +2693,7 @@
               <w:rPr>
                 <w:sz w:val="20"/>
               </w:rPr>
-              <w:t>Assign access to one person, with a preview first</w:t>
+              <w:t>Give one person what they need, working from what they must be able to do</w:t>
             </w:r>
           </w:p>
         </w:tc>
@@ -1487,7 +2712,73 @@
               <w:rPr>
                 <w:sz w:val="20"/>
               </w:rPr>
-              <w:t>Designation Access Map</w:t>
+              <w:t>Anomalies</w:t>
+            </w:r>
+          </w:p>
+        </w:tc>
+        <w:tc>
+          <w:tcPr>
+            <w:tcW w:type="dxa" w:w="5760"/>
+          </w:tcPr>
+          <w:p>
+            <w:r/>
+            <w:r>
+              <w:rPr>
+                <w:sz w:val="20"/>
+              </w:rPr>
+              <w:t>Find what is wrong or inconsistent, worst first</w:t>
+            </w:r>
+          </w:p>
+        </w:tc>
+      </w:tr>
+      <w:tr>
+        <w:trPr>
+          <w:cantSplit/>
+        </w:trPr>
+        <w:tc>
+          <w:tcPr>
+            <w:tcW w:type="dxa" w:w="3168"/>
+          </w:tcPr>
+          <w:p>
+            <w:r/>
+            <w:r>
+              <w:rPr>
+                <w:sz w:val="20"/>
+              </w:rPr>
+              <w:t>Incoming Requests</w:t>
+            </w:r>
+          </w:p>
+        </w:tc>
+        <w:tc>
+          <w:tcPr>
+            <w:tcW w:type="dxa" w:w="5760"/>
+          </w:tcPr>
+          <w:p>
+            <w:r/>
+            <w:r>
+              <w:rPr>
+                <w:sz w:val="20"/>
+              </w:rPr>
+              <w:t>Answer what people have asked for</w:t>
+            </w:r>
+          </w:p>
+        </w:tc>
+      </w:tr>
+      <w:tr>
+        <w:trPr>
+          <w:cantSplit/>
+        </w:trPr>
+        <w:tc>
+          <w:tcPr>
+            <w:tcW w:type="dxa" w:w="3168"/>
+          </w:tcPr>
+          <w:p>
+            <w:r/>
+            <w:r>
+              <w:rPr>
+                <w:sz w:val="20"/>
+              </w:rPr>
+              <w:t>Designation Map</w:t>
             </w:r>
           </w:p>
         </w:tc>
@@ -1520,7 +2811,7 @@
               <w:rPr>
                 <w:sz w:val="20"/>
               </w:rPr>
-              <w:t>Delegated User Admin</w:t>
+              <w:t>Bulk Sweep</w:t>
             </w:r>
           </w:p>
         </w:tc>
@@ -1534,7 +2825,7 @@
               <w:rPr>
                 <w:sz w:val="20"/>
               </w:rPr>
-              <w:t>See your own scope and grantable list (read-only for you)</w:t>
+              <w:t>Apply the map to everyone it covers, after a preview</w:t>
             </w:r>
           </w:p>
         </w:tc>
@@ -1553,7 +2844,7 @@
               <w:rPr>
                 <w:sz w:val="20"/>
               </w:rPr>
-              <w:t>Access Assignment Log</w:t>
+              <w:t>Audit Trail</w:t>
             </w:r>
           </w:p>
         </w:tc>
@@ -1586,7 +2877,7 @@
               <w:rPr>
                 <w:sz w:val="20"/>
               </w:rPr>
-              <w:t>User Access Settings</w:t>
+              <w:t>Delegates &amp; Policy</w:t>
             </w:r>
           </w:p>
         </w:tc>
@@ -1600,7 +2891,7 @@
               <w:rPr>
                 <w:sz w:val="20"/>
               </w:rPr>
-              <w:t>System Manager only. Thresholds and policy.</w:t>
+              <w:t>System Manager only: who may administer whom, and the thresholds</w:t>
             </w:r>
           </w:p>
         </w:tc>
@@ -1619,7 +2910,7 @@
               <w:rPr>
                 <w:sz w:val="20"/>
               </w:rPr>
-              <w:t>The five reports</w:t>
+              <w:t>Reports</w:t>
             </w:r>
           </w:p>
         </w:tc>
@@ -1634,6 +2925,39 @@
                 <w:sz w:val="20"/>
               </w:rPr>
               <w:t>Understand the current state before changing it</w:t>
+            </w:r>
+          </w:p>
+        </w:tc>
+      </w:tr>
+      <w:tr>
+        <w:trPr>
+          <w:cantSplit/>
+        </w:trPr>
+        <w:tc>
+          <w:tcPr>
+            <w:tcW w:type="dxa" w:w="3168"/>
+          </w:tcPr>
+          <w:p>
+            <w:r/>
+            <w:r>
+              <w:rPr>
+                <w:sz w:val="20"/>
+              </w:rPr>
+              <w:t>My Access</w:t>
+            </w:r>
+          </w:p>
+        </w:tc>
+        <w:tc>
+          <w:tcPr>
+            <w:tcW w:type="dxa" w:w="5760"/>
+          </w:tcPr>
+          <w:p>
+            <w:r/>
+            <w:r>
+              <w:rPr>
+                <w:sz w:val="20"/>
+              </w:rPr>
+              <w:t>Your own access, and how to ask for more. Available to everybody.</w:t>
             </w:r>
           </w:p>
         </w:tc>
@@ -1713,6 +3037,34 @@
       </w:r>
       <w:r>
         <w:t xml:space="preserve"> — that access level would let the recipient change permissions. It can only be given by a System Manager.</w:t>
+      </w:r>
+    </w:p>
+    <w:p>
+      <w:pPr>
+        <w:pStyle w:val="ListBullet"/>
+      </w:pPr>
+      <w:r>
+        <w:rPr>
+          <w:b/>
+        </w:rPr>
+        <w:t>“… covers this but is not one of the profiles you may grant”</w:t>
+      </w:r>
+      <w:r>
+        <w:t xml:space="preserve"> — the app found an answer and is telling you before you click, rather than after. Ask for it to be added to your list, or record the whole thing as a request.</w:t>
+      </w:r>
+    </w:p>
+    <w:p>
+      <w:pPr>
+        <w:pStyle w:val="ListBullet"/>
+      </w:pPr>
+      <w:r>
+        <w:rPr>
+          <w:b/>
+        </w:rPr>
+        <w:t>“Administrator cannot be assigned a role profile”</w:t>
+      </w:r>
+      <w:r>
+        <w:t xml:space="preserve"> — assigning an access level replaces the holder's roles, so pointing it at Administrator would prune the one account guaranteed to be able to undo it. Refused for everyone.</w:t>
       </w:r>
     </w:p>
     <w:p>

--- a/docs/Role Advisor - User Guide.docx
+++ b/docs/Role Advisor - User Guide.docx
@@ -903,6 +903,234 @@
           <w:i/>
         </w:rPr>
         <w:t>After the grant, the app re-checks and tells you whether the person can now do each of the things you asked for. “A profile was assigned” is not the outcome anyone wanted.</w:t>
+      </w:r>
+    </w:p>
+    <w:p>
+      <w:pPr>
+        <w:pStyle w:val="Heading3"/>
+      </w:pPr>
+      <w:r>
+        <w:rPr>
+          <w:i w:val="0"/>
+        </w:rPr>
+        <w:t>Replace, or add?</w:t>
+      </w:r>
+    </w:p>
+    <w:p>
+      <w:r>
+        <w:rPr>
+          <w:i w:val="0"/>
+        </w:rPr>
+        <w:t>Giving someone an access level normally replaces the one they had. That is right when their job changed, and wrong when their job merely grew — nobody wants to take away the work someone already does in order to let them do one more thing. So the answer screen offers both.</w:t>
+      </w:r>
+    </w:p>
+    <w:tbl>
+      <w:tblPr>
+        <w:tblStyle w:val="LightGrid-Accent1"/>
+        <w:tblW w:type="auto" w:w="0"/>
+        <w:jc w:val="center"/>
+        <w:tblLook w:firstColumn="1" w:firstRow="1" w:lastColumn="0" w:lastRow="0" w:noHBand="0" w:noVBand="1" w:val="04A0"/>
+      </w:tblPr>
+      <w:tblGrid>
+        <w:gridCol w:w="2880"/>
+        <w:gridCol w:w="2880"/>
+        <w:gridCol w:w="2880"/>
+      </w:tblGrid>
+      <w:tr>
+        <w:trPr>
+          <w:cantSplit/>
+          <w:tblHeader/>
+        </w:trPr>
+        <w:tc>
+          <w:tcPr>
+            <w:tcW w:type="dxa" w:w="2160"/>
+          </w:tcPr>
+          <w:p>
+            <w:r/>
+            <w:r>
+              <w:rPr>
+                <w:b/>
+                <w:sz w:val="20"/>
+              </w:rPr>
+            </w:r>
+          </w:p>
+        </w:tc>
+        <w:tc>
+          <w:tcPr>
+            <w:tcW w:type="dxa" w:w="4320"/>
+          </w:tcPr>
+          <w:p>
+            <w:r/>
+            <w:r>
+              <w:rPr>
+                <w:b/>
+                <w:sz w:val="20"/>
+              </w:rPr>
+              <w:t>What happens</w:t>
+            </w:r>
+          </w:p>
+        </w:tc>
+        <w:tc>
+          <w:tcPr>
+            <w:tcW w:type="dxa" w:w="2448"/>
+          </w:tcPr>
+          <w:p>
+            <w:r/>
+            <w:r>
+              <w:rPr>
+                <w:b/>
+                <w:sz w:val="20"/>
+              </w:rPr>
+              <w:t>Use it when</w:t>
+            </w:r>
+          </w:p>
+        </w:tc>
+      </w:tr>
+      <w:tr>
+        <w:trPr>
+          <w:cantSplit/>
+        </w:trPr>
+        <w:tc>
+          <w:tcPr>
+            <w:tcW w:type="dxa" w:w="2160"/>
+          </w:tcPr>
+          <w:p>
+            <w:r/>
+            <w:r>
+              <w:rPr>
+                <w:sz w:val="20"/>
+              </w:rPr>
+              <w:t>Replace with …</w:t>
+            </w:r>
+          </w:p>
+        </w:tc>
+        <w:tc>
+          <w:tcPr>
+            <w:tcW w:type="dxa" w:w="4320"/>
+          </w:tcPr>
+          <w:p>
+            <w:r/>
+            <w:r>
+              <w:rPr>
+                <w:sz w:val="20"/>
+              </w:rPr>
+              <w:t>They end up holding exactly the access level that covers the ask, and lose anything it does not cover.</w:t>
+            </w:r>
+          </w:p>
+        </w:tc>
+        <w:tc>
+          <w:tcPr>
+            <w:tcW w:type="dxa" w:w="2448"/>
+          </w:tcPr>
+          <w:p>
+            <w:r/>
+            <w:r>
+              <w:rPr>
+                <w:sz w:val="20"/>
+              </w:rPr>
+              <w:t>The job changed. A packer became a supervisor.</w:t>
+            </w:r>
+          </w:p>
+        </w:tc>
+      </w:tr>
+      <w:tr>
+        <w:trPr>
+          <w:cantSplit/>
+        </w:trPr>
+        <w:tc>
+          <w:tcPr>
+            <w:tcW w:type="dxa" w:w="2160"/>
+          </w:tcPr>
+          <w:p>
+            <w:r/>
+            <w:r>
+              <w:rPr>
+                <w:sz w:val="20"/>
+              </w:rPr>
+              <w:t>Add to what they have</w:t>
+            </w:r>
+          </w:p>
+        </w:tc>
+        <w:tc>
+          <w:tcPr>
+            <w:tcW w:type="dxa" w:w="4320"/>
+          </w:tcPr>
+          <w:p>
+            <w:r/>
+            <w:r>
+              <w:rPr>
+                <w:sz w:val="20"/>
+              </w:rPr>
+              <w:t>Their existing roles are kept and the smallest set of roles that covers the ask is added. A profile carrying both is created, or reused if one already exists. Nothing is taken away.</w:t>
+            </w:r>
+          </w:p>
+        </w:tc>
+        <w:tc>
+          <w:tcPr>
+            <w:tcW w:type="dxa" w:w="2448"/>
+          </w:tcPr>
+          <w:p>
+            <w:r/>
+            <w:r>
+              <w:rPr>
+                <w:sz w:val="20"/>
+              </w:rPr>
+              <w:t>The job grew. A buyer now also approves leave.</w:t>
+            </w:r>
+          </w:p>
+        </w:tc>
+      </w:tr>
+    </w:tbl>
+    <w:p/>
+    <w:p>
+      <w:r>
+        <w:rPr>
+          <w:i w:val="0"/>
+        </w:rPr>
+        <w:t>The addition is roles, not another whole access level. Borrowing somebody else's access level to get at one permission inside it hands over everything else in it too.</w:t>
+      </w:r>
+    </w:p>
+    <w:tbl>
+      <w:tblPr>
+        <w:tblStyle w:val="TableGrid"/>
+        <w:tblW w:type="auto" w:w="0"/>
+        <w:tblLook w:firstColumn="1" w:firstRow="1" w:lastColumn="0" w:lastRow="0" w:noHBand="0" w:noVBand="1" w:val="04A0"/>
+      </w:tblPr>
+      <w:tblGrid>
+        <w:gridCol w:w="8640"/>
+      </w:tblGrid>
+      <w:tr>
+        <w:tc>
+          <w:tcPr>
+            <w:tcW w:type="dxa" w:w="8640"/>
+          </w:tcPr>
+          <w:p>
+            <w:r/>
+            <w:r>
+              <w:rPr>
+                <w:b/>
+                <w:color w:val="1F3346"/>
+                <w:sz w:val="20"/>
+              </w:rPr>
+              <w:t xml:space="preserve">Why the same addition reuses a profile  </w:t>
+            </w:r>
+            <w:r>
+              <w:rPr>
+                <w:sz w:val="20"/>
+              </w:rPr>
+              <w:t>If five people each need the same extra permission, adding it five times would create five access levels that permit exactly the same things — which the Anomalies screen would then report as a problem, correctly. So an identical one is found and reused instead, and the name tells you what it is: Purchase + Leave Approver.</w:t>
+            </w:r>
+          </w:p>
+        </w:tc>
+      </w:tr>
+    </w:tbl>
+    <w:p/>
+    <w:p>
+      <w:r>
+        <w:rPr>
+          <w:i/>
+        </w:rPr>
+        <w:t>Delegated administrators cannot do this unless a System Manager switches it on, and even then only from roles that are already inside the access levels they are allowed to hand out. Otherwise the allowlist would stop meaning anything.</w:t>
       </w:r>
     </w:p>
     <w:p>
@@ -3069,6 +3297,34 @@
     </w:p>
     <w:p>
       <w:pPr>
+        <w:pStyle w:val="ListBullet"/>
+      </w:pPr>
+      <w:r>
+        <w:rPr>
+          <w:b/>
+        </w:rPr>
+        <w:t>“… already covers every one of these. Nothing to add”</w:t>
+      </w:r>
+      <w:r>
+        <w:t xml:space="preserve"> — they can already do it. Check whether the real problem is a user permission or a company restriction rather than an access level.</w:t>
+      </w:r>
+    </w:p>
+    <w:p>
+      <w:pPr>
+        <w:pStyle w:val="ListBullet"/>
+      </w:pPr>
+      <w:r>
+        <w:rPr>
+          <w:b/>
+        </w:rPr>
+        <w:t>“Composing a new profile is switched off for delegated administrators”</w:t>
+      </w:r>
+      <w:r>
+        <w:t xml:space="preserve"> — a System Manager can enable it in Access Settings, and even then only from roles inside the delegate's own allowlist.</w:t>
+      </w:r>
+    </w:p>
+    <w:p>
+      <w:pPr>
         <w:pStyle w:val="Heading2"/>
       </w:pPr>
       <w:r>

--- a/docs/Role Advisor - User Guide.docx
+++ b/docs/Role Advisor - User Guide.docx
@@ -2796,7 +2796,7 @@
         <w:t>Two test logins have unrestricted access to live</w:t>
       </w:r>
       <w:r>
-        <w:t xml:space="preserve"> — eric@test.com and test@upande.com both hold System Manager on the production system, alongside a service account.</w:t>
+        <w:t xml:space="preserve"> — Two accounts that look like test logins hold System Manager on the production system, alongside a service account. The System Manager Audit report names them.</w:t>
       </w:r>
     </w:p>
     <w:p>
